--- a/2025/12. Dezember/122. Tagesbericht.docx
+++ b/2025/12. Dezember/122. Tagesbericht.docx
@@ -287,6 +287,12 @@
               </w:rPr>
               <w:t>Backup</w:t>
             </w:r>
+            <w:r>
+              <w:rPr>
+                <w:sz w:val="20"/>
+              </w:rPr>
+              <w:t>bänder Wiederherstellung, Export, Import und Löschung</w:t>
+            </w:r>
           </w:p>
           <w:p>
             <w:pPr>
@@ -304,7 +310,37 @@
               <w:rPr>
                 <w:sz w:val="20"/>
               </w:rPr>
-              <w:t>SQL Tool nachistalliert</w:t>
+              <w:t>SQL-Tool</w:t>
+            </w:r>
+            <w:r>
+              <w:rPr>
+                <w:sz w:val="20"/>
+              </w:rPr>
+              <w:t xml:space="preserve"> </w:t>
+            </w:r>
+            <w:r>
+              <w:rPr>
+                <w:sz w:val="20"/>
+              </w:rPr>
+              <w:t xml:space="preserve">auf Laptop </w:t>
+            </w:r>
+            <w:r>
+              <w:rPr>
+                <w:sz w:val="20"/>
+              </w:rPr>
+              <w:t>nachi</w:t>
+            </w:r>
+            <w:r>
+              <w:rPr>
+                <w:sz w:val="20"/>
+              </w:rPr>
+              <w:t>n</w:t>
+            </w:r>
+            <w:r>
+              <w:rPr>
+                <w:sz w:val="20"/>
+              </w:rPr>
+              <w:t>stalliert</w:t>
             </w:r>
           </w:p>
         </w:tc>
@@ -401,6 +437,13 @@
                 <w:szCs w:val="22"/>
               </w:rPr>
             </w:pPr>
+            <w:r>
+              <w:rPr>
+                <w:sz w:val="22"/>
+                <w:szCs w:val="22"/>
+              </w:rPr>
+              <w:t>4</w:t>
+            </w:r>
           </w:p>
         </w:tc>
       </w:tr>
@@ -457,6 +500,12 @@
                 <w:sz w:val="20"/>
               </w:rPr>
             </w:pPr>
+            <w:r>
+              <w:rPr>
+                <w:sz w:val="20"/>
+              </w:rPr>
+              <w:t>Weihnachtsfeiertag</w:t>
+            </w:r>
           </w:p>
         </w:tc>
         <w:tc>
@@ -533,6 +582,12 @@
                 <w:sz w:val="20"/>
               </w:rPr>
             </w:pPr>
+            <w:r>
+              <w:rPr>
+                <w:sz w:val="20"/>
+              </w:rPr>
+              <w:t>Weihnachtsfeiertag</w:t>
+            </w:r>
           </w:p>
         </w:tc>
         <w:tc>
